--- a/src/Layers/W1/BaseApp/System/Notifications/NotificationEmail.docx
+++ b/src/Layers/W1/BaseApp/System/Notifications/NotificationEmail.docx
@@ -2079,6 +2079,84 @@
  
          < / R e p o r t R e q u e s t >   
+         < C o m p a n y M e t a d a t a > + 
+             < C o m p a n y N a m e > C o m p a n y   N a m e < / C o m p a n y N a m e > + 
+             < C o m p a n y D i s p l a y N a m e > C o m p a n y   D i s p l a y   N a m e < / C o m p a n y D i s p l a y N a m e > + 
+             < C o m p a n y A d d r e s s L i n e s > + 
+                 < C o m p a n y A d d r e s s L i n e > C o m p a n y   A d d r e s s   L i n e   1 < / C o m p a n y A d d r e s s L i n e > + 
+                 < C o m p a n y A d d r e s s L i n e > C o m p a n y   A d d r e s s   L i n e   2 < / C o m p a n y A d d r e s s L i n e > + 
+                 < C o m p a n y A d d r e s s L i n e > C o m p a n y   A d d r e s s   L i n e   3 < / C o m p a n y A d d r e s s L i n e > + 
+                 < C o m p a n y A d d r e s s L i n e > C o m p a n y   A d d r e s s   L i n e   4 < / C o m p a n y A d d r e s s L i n e > + 
+                 < C o m p a n y A d d r e s s L i n e > C o m p a n y   A d d r e s s   L i n e   5 < / C o m p a n y A d d r e s s L i n e > + 
+                 < C o m p a n y A d d r e s s L i n e > C o m p a n y   A d d r e s s   L i n e   6 < / C o m p a n y A d d r e s s L i n e > + 
+                 < C o m p a n y A d d r e s s L i n e > C o m p a n y   A d d r e s s   L i n e   7 < / C o m p a n y A d d r e s s L i n e > + 
+                 < C o m p a n y A d d r e s s L i n e > C o m p a n y   A d d r e s s   L i n e   8 < / C o m p a n y A d d r e s s L i n e > + 
+             < / C o m p a n y A d d r e s s L i n e s > + 
+             < C o m p a n y P h o n e > C o m p a n y   P h o n e < / C o m p a n y P h o n e > + 
+             < C o m p a n y P h o n e C a p t i o n > C o m p a n y   P h o n e   C a p t i o n < / C o m p a n y P h o n e C a p t i o n > + 
+             < C o m p a n y F a x N o > C o m p a n y   F a x   N o . < / C o m p a n y F a x N o > + 
+             < C o m p a n y F a x N o C a p t i o n > C o m p a n y   F a x   N o .   C a p t i o n < / C o m p a n y F a x N o C a p t i o n > + 
+             < C o m p a n y E m a i l > C o m p a n y   E m a i l < / C o m p a n y E m a i l > + 
+             < C o m p a n y E m a i l C a p t i o n > C o m p a n y   E m a i l   C a p t i o n < / C o m p a n y E m a i l C a p t i o n > + 
+             < C o m p a n y H o m e P a g e > C o m p a n y   H o m e   P a g e < / C o m p a n y H o m e P a g e > + 
+             < C o m p a n y H o m e P a g e C a p t i o n > C o m p a n y   H o m e   P a g e   C a p t i o n < / C o m p a n y H o m e P a g e C a p t i o n > + 
+             < C o m p a n y L o g o > C o m p a n y   L o g o < / C o m p a n y L o g o > + 
+             < C o m p a n y V A T R e g i s t r a t i o n N o > C o m p a n y   V A T   R e g i s t r a t i o n   N o . < / C o m p a n y V A T R e g i s t r a t i o n N o > + 
+             < C o m p a n y V A T R e g i s t r a t i o n N o C a p t i o n > C o m p a n y   V A T   R e g i s t r a t i o n   N o .   C a p t i o n < / C o m p a n y V A T R e g i s t r a t i o n N o C a p t i o n > + 
+             < C o m p a n y R e g i s t r a t i o n N o > C o m p a n y   R e g i s t r a t i o n   N o . < / C o m p a n y R e g i s t r a t i o n N o > + 
+             < C o m p a n y R e g i s t r a t i o n N o C a p t i o n > C o m p a n y   R e g i s t r a t i o n   N o .   C a p t i o n < / C o m p a n y R e g i s t r a t i o n N o C a p t i o n > + 
+             < C o m p a n y B a n k N a m e > C o m p a n y   B a n k   N a m e < / C o m p a n y B a n k N a m e > + 
+             < C o m p a n y B a n k N a m e C a p t i o n > C o m p a n y   B a n k   N a m e   C a p t i o n < / C o m p a n y B a n k N a m e C a p t i o n > + 
+             < C o m p a n y B a n k A c c o u n t N o > C o m p a n y   B a n k   A c c o u n t   N o . < / C o m p a n y B a n k A c c o u n t N o > + 
+             < C o m p a n y B a n k A c c o u n t N o C a p t i o n > C o m p a n y   B a n k   A c c o u n t   N o .   C a p t i o n < / C o m p a n y B a n k A c c o u n t N o C a p t i o n > + 
+             < C o m p a n y B a n k B r a n c h N o > C o m p a n y   B a n k   B r a n c h   N o . < / C o m p a n y B a n k B r a n c h N o > + 
+             < C o m p a n y B a n k B r a n c h N o C a p t i o n > C o m p a n y   B a n k   B r a n c h   N o .   C a p t i o n < / C o m p a n y B a n k B r a n c h N o C a p t i o n > + 
+             < C o m p a n y I B A N > C o m p a n y   I B A N < / C o m p a n y I B A N > + 
+             < C o m p a n y I B A N C a p t i o n > C o m p a n y   I B A N   C a p t i o n < / C o m p a n y I B A N C a p t i o n > + 
+             < C o m p a n y B a n k S W I F T > C o m p a n y   B a n k   S W I F T < / C o m p a n y B a n k S W I F T > + 
+             < C o m p a n y B a n k S W I F T C a p t i o n > C o m p a n y   B a n k   S W I F T   C a p t i o n < / C o m p a n y B a n k S W I F T C a p t i o n > + 
+             < C o m p a n y G i r o N o > C o m p a n y   G i r o   N o . < / C o m p a n y G i r o N o > + 
+             < C o m p a n y G i r o N o C a p t i o n > C o m p a n y   G i r o   N o .   C a p t i o n < / C o m p a n y G i r o N o C a p t i o n > + 
+         < / C o m p a n y M e t a d a t a > + 
      < / B C R e p o r t I n f o r m a t i o n >   
      < I n t e g e r > @@ -2132,6 +2210,213 @@
              < F i e l d 3 V a l u e > F i e l d 3 V a l u e < / F i e l d 3 V a l u e >   
              < U s e r N a m e > U s e r N a m e < / U s e r N a m e > + 
+         < / N o t i f i c a t i o n _ E n t r y > + 
+     < / I n t e g e r > + 
+ < / N a v W o r d R e p o r t X m l P a r t > 
+</file>
+
+<file path=customXml/item3.xml>��< ? x m l   v e r s i o n = " 1 . 0 "   e n c o d i n g = " u t f - 1 6 " ? > + 
+ < N a v W o r d R e p o r t X m l P a r t   x m l n s = " u r n : m i c r o s o f t - d y n a m i c s - b u s i n e s s c e n t r a l / i n t e r n a l / e x t e n d e d / r e p o r t s / N o t i f i c a t i o n _ E m a i l / 1 3 2 0 / " > + 
+     < B C R e p o r t I n f o r m a t i o n > + 
+         < R e p o r t M e t a d a t a > + 
+             < E x t e n s i o n I d > E x t e n s i o n   I D < / E x t e n s i o n I d > + 
+             < E x t e n s i o n N a m e > E x t e n s i o n   N a m e < / E x t e n s i o n N a m e > + 
+             < E x t e n s i o n P u b l i s h e r > E x t e n s i o n   P u b l i s h e r < / E x t e n s i o n P u b l i s h e r > + 
+             < E x t e n s i o n V e r s i o n > E x t e n s i o n   V e r s i o n < / E x t e n s i o n V e r s i o n > + 
+             < R e p o r t I d > R e p o r t   I D < / R e p o r t I d > + 
+             < R e p o r t N a m e > R e p o r t   N a m e < / R e p o r t N a m e > + 
+             < A b o u t T h i s R e p o r t T i t l e > A b o u t   T h i s   R e p o r t   T i t l e < / A b o u t T h i s R e p o r t T i t l e > + 
+             < A b o u t T h i s R e p o r t T e x t > A b o u t   T h i s   R e p o r t   T e x t < / A b o u t T h i s R e p o r t T e x t > + 
+             < R e p o r t H e l p L i n k > R e p o r t   H e l p   L i n k < / R e p o r t H e l p L i n k > + 
+         < / R e p o r t M e t a d a t a > + 
+         < R e p o r t R e q u e s t > + 
+             < T e n a n t E n t r a I d > T e n a n t   E n t r a   I d < / T e n a n t E n t r a I d > + 
+             < E n v i r o n m e n t N a m e > E n v i r o n m e n t   N a m e < / E n v i r o n m e n t N a m e > + 
+             < E n v i r o n m e n t T y p e > E n v i r o n m e n t   T y p e < / E n v i r o n m e n t T y p e > + 
+             < C o m p a n y N a m e > C o m p a n y   N a m e < / C o m p a n y N a m e > + 
+             < C o m p a n y D i s p l a y N a m e > C o m p a n y   D i s p l a y   N a m e < / C o m p a n y D i s p l a y N a m e > + 
+             < C o m p a n y I d > C o m p a n y   I D < / C o m p a n y I d > + 
+             < U s e r N a m e > U s e r   N a m e < / U s e r N a m e > + 
+             < D a t e A n d T i m e > D a t e   a n d   T i m e < / D a t e A n d T i m e > + 
+             < L a n g u a g e > L a n g u a g e < / L a n g u a g e > + 
+             < F o r m a t R e g i o n > F o r m a t   R e g i o n < / F o r m a t R e g i o n > + 
+             < D a t e T i m e V a l u e s > + 
+                 < Y e a r > Y e a r < / Y e a r > + 
+                 < M o n t h N u m b e r > M o n t h   N u m b e r < / M o n t h N u m b e r > + 
+                 < D a y N u m b e r > D a y   N u m b e r < / D a y N u m b e r > + 
+                 < H o u r > H o u r < / H o u r > + 
+                 < M i n u t e > M i n u t e < / M i n u t e > + 
+             < / D a t e T i m e V a l u e s > + 
+         < / R e p o r t R e q u e s t > + 
+         < C o m p a n y M e t a d a t a > + 
+             < C o m p a n y N a m e > C o m p a n y   N a m e < / C o m p a n y N a m e > + 
+             < C o m p a n y D i s p l a y N a m e > C o m p a n y   D i s p l a y   N a m e < / C o m p a n y D i s p l a y N a m e > + 
+             < C o m p a n y A d d r e s s L i n e s > + 
+                 < C o m p a n y A d d r e s s L i n e > C o m p a n y   A d d r e s s   L i n e   1 < / C o m p a n y A d d r e s s L i n e > + 
+                 < C o m p a n y A d d r e s s L i n e > C o m p a n y   A d d r e s s   L i n e   2 < / C o m p a n y A d d r e s s L i n e > + 
+                 < C o m p a n y A d d r e s s L i n e > C o m p a n y   A d d r e s s   L i n e   3 < / C o m p a n y A d d r e s s L i n e > + 
+                 < C o m p a n y A d d r e s s L i n e > C o m p a n y   A d d r e s s   L i n e   4 < / C o m p a n y A d d r e s s L i n e > + 
+                 < C o m p a n y A d d r e s s L i n e > C o m p a n y   A d d r e s s   L i n e   5 < / C o m p a n y A d d r e s s L i n e > + 
+                 < C o m p a n y A d d r e s s L i n e > C o m p a n y   A d d r e s s   L i n e   6 < / C o m p a n y A d d r e s s L i n e > + 
+                 < C o m p a n y A d d r e s s L i n e > C o m p a n y   A d d r e s s   L i n e   7 < / C o m p a n y A d d r e s s L i n e > + 
+                 < C o m p a n y A d d r e s s L i n e > C o m p a n y   A d d r e s s   L i n e   8 < / C o m p a n y A d d r e s s L i n e > + 
+             < / C o m p a n y A d d r e s s L i n e s > + 
+             < C o m p a n y P h o n e > C o m p a n y   P h o n e < / C o m p a n y P h o n e > + 
+             < C o m p a n y P h o n e C a p t i o n > C o m p a n y   P h o n e   C a p t i o n < / C o m p a n y P h o n e C a p t i o n > + 
+             < C o m p a n y F a x N o > C o m p a n y   F a x   N o . < / C o m p a n y F a x N o > + 
+             < C o m p a n y F a x N o C a p t i o n > C o m p a n y   F a x   N o .   C a p t i o n < / C o m p a n y F a x N o C a p t i o n > + 
+             < C o m p a n y E m a i l > C o m p a n y   E m a i l < / C o m p a n y E m a i l > + 
+             < C o m p a n y E m a i l C a p t i o n > C o m p a n y   E m a i l   C a p t i o n < / C o m p a n y E m a i l C a p t i o n > + 
+             < C o m p a n y H o m e P a g e > C o m p a n y   H o m e   P a g e < / C o m p a n y H o m e P a g e > + 
+             < C o m p a n y H o m e P a g e C a p t i o n > C o m p a n y   H o m e   P a g e   C a p t i o n < / C o m p a n y H o m e P a g e C a p t i o n > + 
+             < C o m p a n y L o g o > C o m p a n y   L o g o < / C o m p a n y L o g o > + 
+             < C o m p a n y V A T R e g i s t r a t i o n N o > C o m p a n y   V A T   R e g i s t r a t i o n   N o . < / C o m p a n y V A T R e g i s t r a t i o n N o > + 
+             < C o m p a n y V A T R e g i s t r a t i o n N o C a p t i o n > C o m p a n y   V A T   R e g i s t r a t i o n   N o .   C a p t i o n < / C o m p a n y V A T R e g i s t r a t i o n N o C a p t i o n > + 
+             < C o m p a n y R e g i s t r a t i o n N o > C o m p a n y   R e g i s t r a t i o n   N o . < / C o m p a n y R e g i s t r a t i o n N o > + 
+             < C o m p a n y R e g i s t r a t i o n N o C a p t i o n > C o m p a n y   R e g i s t r a t i o n   N o .   C a p t i o n < / C o m p a n y R e g i s t r a t i o n N o C a p t i o n > + 
+             < C o m p a n y B a n k N a m e > C o m p a n y   B a n k   N a m e < / C o m p a n y B a n k N a m e > + 
+             < C o m p a n y B a n k N a m e C a p t i o n > C o m p a n y   B a n k   N a m e   C a p t i o n < / C o m p a n y B a n k N a m e C a p t i o n > + 
+             < C o m p a n y B a n k A c c o u n t N o > C o m p a n y   B a n k   A c c o u n t   N o . < / C o m p a n y B a n k A c c o u n t N o > + 
+             < C o m p a n y B a n k A c c o u n t N o C a p t i o n > C o m p a n y   B a n k   A c c o u n t   N o .   C a p t i o n < / C o m p a n y B a n k A c c o u n t N o C a p t i o n > + 
+             < C o m p a n y B a n k B r a n c h N o > C o m p a n y   B a n k   B r a n c h   N o . < / C o m p a n y B a n k B r a n c h N o > + 
+             < C o m p a n y B a n k B r a n c h N o C a p t i o n > C o m p a n y   B a n k   B r a n c h   N o .   C a p t i o n < / C o m p a n y B a n k B r a n c h N o C a p t i o n > + 
+             < C o m p a n y I B A N > C o m p a n y   I B A N < / C o m p a n y I B A N > + 
+             < C o m p a n y I B A N C a p t i o n > C o m p a n y   I B A N   C a p t i o n < / C o m p a n y I B A N C a p t i o n > + 
+             < C o m p a n y B a n k S W I F T > C o m p a n y   B a n k   S W I F T < / C o m p a n y B a n k S W I F T > + 
+             < C o m p a n y B a n k S W I F T C a p t i o n > C o m p a n y   B a n k   S W I F T   C a p t i o n < / C o m p a n y B a n k S W I F T C a p t i o n > + 
+             < C o m p a n y G i r o N o > C o m p a n y   G i r o   N o . < / C o m p a n y G i r o N o > + 
+             < C o m p a n y G i r o N o C a p t i o n > C o m p a n y   G i r o   N o .   C a p t i o n < / C o m p a n y G i r o N o C a p t i o n > + 
+         < / C o m p a n y M e t a d a t a > + 
+     < / B C R e p o r t I n f o r m a t i o n > + 
+     < T o o l t i p s   / > + 
+     < I n t e g e r   E l e m e n t T y p e = " D a t a I t e m "   E l e m e n t I d = " 1 7 3 5 6 9 8 6 1 9 " > + 
+         < L i n e 1   E l e m e n t T y p e = " C o l u m n "   E l e m e n t I d = " 4 4 1 1 6 9 4 3 4 "   D a t a T y p e = " T e x t " > L i n e 1 < / L i n e 1 > + 
+         < L i n e 2   E l e m e n t T y p e = " C o l u m n "   E l e m e n t I d = " 1 9 6 5 2 7 1 8 3 "   D a t a T y p e = " T e x t " > L i n e 2 < / L i n e 2 > + 
+         < L i n e 3   E l e m e n t T y p e = " C o l u m n "   E l e m e n t I d = " 8 3 4 2 2 3 8 0 0 "   D a t a T y p e = " L a b e l " > L i n e 3 < / L i n e 3 > + 
+         < L i n e 4   E l e m e n t T y p e = " C o l u m n "   E l e m e n t I d = " 6 6 5 3 1 4 7 7 7 "   D a t a T y p e = " L a b e l " > L i n e 4 < / L i n e 4 > + 
+         < S e t t i n g s W i n _ U r l   E l e m e n t T y p e = " C o l u m n "   E l e m e n t I d = " 1 1 5 6 4 3 2 9 2 "   D a t a T y p e = " T e x t " > S e t t i n g s W i n _ U r l < / S e t t i n g s W i n _ U r l > + 
+         < S e t t i n g s W i n _ U r l T e x t   E l e m e n t T y p e = " C o l u m n "   E l e m e n t I d = " 7 8 9 2 3 9 6 8 1 "   D a t a T y p e = " L a b e l " > S e t t i n g s W i n _ U r l T e x t < / S e t t i n g s W i n _ U r l T e x t > + 
+         < S e t t i n g s _ U r l   E l e m e n t T y p e = " C o l u m n "   E l e m e n t I d = " 3 8 2 4 1 5 4 7 6 "   D a t a T y p e = " T e x t " > S e t t i n g s _ U r l < / S e t t i n g s _ U r l > + 
+         < S e t t i n g s _ U r l T e x t   E l e m e n t T y p e = " C o l u m n "   E l e m e n t I d = " 8 8 2 7 8 2 6 8 1 "   D a t a T y p e = " L a b e l " > S e t t i n g s _ U r l T e x t < / S e t t i n g s _ U r l T e x t > + 
+         < N o t i f i c a t i o n _ E n t r y   E l e m e n t T y p e = " D a t a I t e m "   E l e m e n t I d = " 2 1 0 7 9 7 7 0 5 1 " > + 
+             < A c t i o n T e x t   E l e m e n t T y p e = " C o l u m n "   E l e m e n t I d = " 1 5 9 9 6 7 8 2 8 6 "   D a t a T y p e = " T e x t " > A c t i o n T e x t < / A c t i o n T e x t > + 
+             < C u s t o m L i n k _ U r l   E l e m e n t T y p e = " C o l u m n "   E l e m e n t I d = " 2 1 4 5 1 2 2 3 4 "   D a t a T y p e = " T e x t " > C u s t o m L i n k _ U r l < / C u s t o m L i n k _ U r l > + 
+             < C u s t o m L i n k _ U r l T e x t   E l e m e n t T y p e = " C o l u m n "   E l e m e n t I d = " 7 1 2 6 7 0 6 2 5 "   D a t a T y p e = " L a b e l " > C u s t o m L i n k _ U r l T e x t < / C u s t o m L i n k _ U r l T e x t > + 
+             < D e t a i l s L a b e l   E l e m e n t T y p e = " C o l u m n "   E l e m e n t I d = " 5 0 0 2 4 6 1 4 5 "   D a t a T y p e = " T e x t " > D e t a i l s L a b e l < / D e t a i l s L a b e l > + 
+             < D e t a i l s V a l u e   E l e m e n t T y p e = " C o l u m n "   E l e m e n t I d = " 4 9 9 9 1 0 9 8 0 "   D a t a T y p e = " T e x t " > D e t a i l s V a l u e < / D e t a i l s V a l u e > + 
+             < D o c u m e n t N o   E l e m e n t T y p e = " C o l u m n "   E l e m e n t I d = " 9 7 0 3 5 0 5 3 9 "   D a t a T y p e = " T e x t " > D o c u m e n t N o < / D o c u m e n t N o > + 
+             < D o c u m e n t T y p e   E l e m e n t T y p e = " C o l u m n "   E l e m e n t I d = " 2 0 8 9 7 9 9 8 9 8 "   D a t a T y p e = " T e x t " > D o c u m e n t T y p e < / D o c u m e n t T y p e > + 
+             < D o c u m e n t _ U r l   E l e m e n t T y p e = " C o l u m n "   E l e m e n t I d = " 2 0 3 3 7 5 4 9 7 4 "   D a t a T y p e = " T e x t " > D o c u m e n t _ U r l < / D o c u m e n t _ U r l > + 
+             < D o c u m e n t _ U r l T e x t   E l e m e n t T y p e = " C o l u m n "   E l e m e n t I d = " 8 6 8 4 7 5 3 0 7 "   D a t a T y p e = " T e x t " > D o c u m e n t _ U r l T e x t < / D o c u m e n t _ U r l T e x t > + 
+             < F i e l d 1 L a b e l   E l e m e n t T y p e = " C o l u m n "   E l e m e n t I d = " 1 3 9 5 1 0 3 4 7 2 "   D a t a T y p e = " T e x t " > F i e l d 1 L a b e l < / F i e l d 1 L a b e l > + 
+             < F i e l d 1 V a l u e   E l e m e n t T y p e = " C o l u m n "   E l e m e n t I d = " 1 9 9 3 8 9 9 3 1 7 "   D a t a T y p e = " T e x t " > F i e l d 1 V a l u e < / F i e l d 1 V a l u e > + 
+             < F i e l d 2 L a b e l   E l e m e n t T y p e = " C o l u m n "   E l e m e n t I d = " 5 3 7 5 4 9 4 7 5 "   D a t a T y p e = " T e x t " > F i e l d 2 L a b e l < / F i e l d 2 L a b e l > + 
+             < F i e l d 2 V a l u e   E l e m e n t T y p e = " C o l u m n "   E l e m e n t I d = " 1 4 0 6 8 3 6 4 2 "   D a t a T y p e = " T e x t " > F i e l d 2 V a l u e < / F i e l d 2 V a l u e > + 
+             < F i e l d 3 L a b e l   E l e m e n t T y p e = " C o l u m n "   E l e m e n t I d = " 2 4 5 2 2 4 0 1 8 "   D a t a T y p e = " T e x t " > F i e l d 3 L a b e l < / F i e l d 3 L a b e l > + 
+             < F i e l d 3 V a l u e   E l e m e n t T y p e = " C o l u m n "   E l e m e n t I d = " 2 9 3 5 3 1 1 1 "   D a t a T y p e = " T e x t " > F i e l d 3 V a l u e < / F i e l d 3 V a l u e > + 
+             < U s e r N a m e   E l e m e n t T y p e = " C o l u m n "   E l e m e n t I d = " 1 4 0 2 3 4 2 7 7 9 "   D a t a T y p e = " T e x t " > U s e r N a m e < / U s e r N a m e >   
          < / N o t i f i c a t i o n _ E n t r y >   

--- a/src/Layers/W1/BaseApp/System/Notifications/NotificationEmail.docx
+++ b/src/Layers/W1/BaseApp/System/Notifications/NotificationEmail.docx
@@ -2033,6 +2033,8 @@
  
              < R e p o r t N a m e > R e p o r t   N a m e < / R e p o r t N a m e >   
+             < R e p o r t C a p t i o n > R e p o r t   C a p t i o n < / R e p o r t C a p t i o n > + 
              < A b o u t T h i s R e p o r t T i t l e > A b o u t   T h i s   R e p o r t   T i t l e < / A b o u t T h i s R e p o r t T i t l e >   
              < A b o u t T h i s R e p o r t T e x t > A b o u t   T h i s   R e p o r t   T e x t < / A b o u t T h i s R e p o r t T e x t > @@ -2087,21 +2089,21 @@
  
              < C o m p a n y A d d r e s s L i n e s >   
-                 < C o m p a n y A d d r e s s L i n e > C o m p a n y   A d d r e s s   L i n e   1 < / C o m p a n y A d d r e s s L i n e > - 
-                 < C o m p a n y A d d r e s s L i n e > C o m p a n y   A d d r e s s   L i n e   2 < / C o m p a n y A d d r e s s L i n e > - 
-                 < C o m p a n y A d d r e s s L i n e > C o m p a n y   A d d r e s s   L i n e   3 < / C o m p a n y A d d r e s s L i n e > - 
-                 < C o m p a n y A d d r e s s L i n e > C o m p a n y   A d d r e s s   L i n e   4 < / C o m p a n y A d d r e s s L i n e > - 
-                 < C o m p a n y A d d r e s s L i n e > C o m p a n y   A d d r e s s   L i n e   5 < / C o m p a n y A d d r e s s L i n e > - 
-                 < C o m p a n y A d d r e s s L i n e > C o m p a n y   A d d r e s s   L i n e   6 < / C o m p a n y A d d r e s s L i n e > - 
-                 < C o m p a n y A d d r e s s L i n e > C o m p a n y   A d d r e s s   L i n e   7 < / C o m p a n y A d d r e s s L i n e > - 
-                 < C o m p a n y A d d r e s s L i n e > C o m p a n y   A d d r e s s   L i n e   8 < / C o m p a n y A d d r e s s L i n e > +                 < C o m p a n y A d d r e s s L i n e 1 > C o m p a n y   A d d r e s s   L i n e   1 < / C o m p a n y A d d r e s s L i n e 1 > + 
+                 < C o m p a n y A d d r e s s L i n e 2 > C o m p a n y   A d d r e s s   L i n e   2 < / C o m p a n y A d d r e s s L i n e 2 > + 
+                 < C o m p a n y A d d r e s s L i n e 3 > C o m p a n y   A d d r e s s   L i n e   3 < / C o m p a n y A d d r e s s L i n e 3 > + 
+                 < C o m p a n y A d d r e s s L i n e 4 > C o m p a n y   A d d r e s s   L i n e   4 < / C o m p a n y A d d r e s s L i n e 4 > + 
+                 < C o m p a n y A d d r e s s L i n e 5 > C o m p a n y   A d d r e s s   L i n e   5 < / C o m p a n y A d d r e s s L i n e 5 > + 
+                 < C o m p a n y A d d r e s s L i n e 6 > C o m p a n y   A d d r e s s   L i n e   6 < / C o m p a n y A d d r e s s L i n e 6 > + 
+                 < C o m p a n y A d d r e s s L i n e 7 > C o m p a n y   A d d r e s s   L i n e   7 < / C o m p a n y A d d r e s s L i n e 7 > + 
+                 < C o m p a n y A d d r e s s L i n e 8 > C o m p a n y   A d d r e s s   L i n e   8 < / C o m p a n y A d d r e s s L i n e 8 >   
              < / C o m p a n y A d d r e s s L i n e s >   
@@ -2238,6 +2240,8 @@
  
              < R e p o r t N a m e > R e p o r t   N a m e < / R e p o r t N a m e >   
+             < R e p o r t C a p t i o n > R e p o r t   C a p t i o n < / R e p o r t C a p t i o n > + 
              < A b o u t T h i s R e p o r t T i t l e > A b o u t   T h i s   R e p o r t   T i t l e < / A b o u t T h i s R e p o r t T i t l e >   
              < A b o u t T h i s R e p o r t T e x t > A b o u t   T h i s   R e p o r t   T e x t < / A b o u t T h i s R e p o r t T e x t > @@ -2292,21 +2296,21 @@
  
              < C o m p a n y A d d r e s s L i n e s >   
-                 < C o m p a n y A d d r e s s L i n e > C o m p a n y   A d d r e s s   L i n e   1 < / C o m p a n y A d d r e s s L i n e > - 
-                 < C o m p a n y A d d r e s s L i n e > C o m p a n y   A d d r e s s   L i n e   2 < / C o m p a n y A d d r e s s L i n e > - 
-                 < C o m p a n y A d d r e s s L i n e > C o m p a n y   A d d r e s s   L i n e   3 < / C o m p a n y A d d r e s s L i n e > - 
-                 < C o m p a n y A d d r e s s L i n e > C o m p a n y   A d d r e s s   L i n e   4 < / C o m p a n y A d d r e s s L i n e > - 
-                 < C o m p a n y A d d r e s s L i n e > C o m p a n y   A d d r e s s   L i n e   5 < / C o m p a n y A d d r e s s L i n e > - 
-                 < C o m p a n y A d d r e s s L i n e > C o m p a n y   A d d r e s s   L i n e   6 < / C o m p a n y A d d r e s s L i n e > - 
-                 < C o m p a n y A d d r e s s L i n e > C o m p a n y   A d d r e s s   L i n e   7 < / C o m p a n y A d d r e s s L i n e > - 
-                 < C o m p a n y A d d r e s s L i n e > C o m p a n y   A d d r e s s   L i n e   8 < / C o m p a n y A d d r e s s L i n e > +                 < C o m p a n y A d d r e s s L i n e 1 > C o m p a n y   A d d r e s s   L i n e   1 < / C o m p a n y A d d r e s s L i n e 1 > + 
+                 < C o m p a n y A d d r e s s L i n e 2 > C o m p a n y   A d d r e s s   L i n e   2 < / C o m p a n y A d d r e s s L i n e 2 > + 
+                 < C o m p a n y A d d r e s s L i n e 3 > C o m p a n y   A d d r e s s   L i n e   3 < / C o m p a n y A d d r e s s L i n e 3 > + 
+                 < C o m p a n y A d d r e s s L i n e 4 > C o m p a n y   A d d r e s s   L i n e   4 < / C o m p a n y A d d r e s s L i n e 4 > + 
+                 < C o m p a n y A d d r e s s L i n e 5 > C o m p a n y   A d d r e s s   L i n e   5 < / C o m p a n y A d d r e s s L i n e 5 > + 
+                 < C o m p a n y A d d r e s s L i n e 6 > C o m p a n y   A d d r e s s   L i n e   6 < / C o m p a n y A d d r e s s L i n e 6 > + 
+                 < C o m p a n y A d d r e s s L i n e 7 > C o m p a n y   A d d r e s s   L i n e   7 < / C o m p a n y A d d r e s s L i n e 7 > + 
+                 < C o m p a n y A d d r e s s L i n e 8 > C o m p a n y   A d d r e s s   L i n e   8 < / C o m p a n y A d d r e s s L i n e 8 >   
              < / C o m p a n y A d d r e s s L i n e s >   

--- a/src/Layers/W1/BaseApp/System/Notifications/NotificationEmail.docx
+++ b/src/Layers/W1/BaseApp/System/Notifications/NotificationEmail.docx
@@ -2033,8 +2033,6 @@
  
              < R e p o r t N a m e > R e p o r t   N a m e < / R e p o r t N a m e >   
-             < R e p o r t C a p t i o n > R e p o r t   C a p t i o n < / R e p o r t C a p t i o n > - 
              < A b o u t T h i s R e p o r t T i t l e > A b o u t   T h i s   R e p o r t   T i t l e < / A b o u t T h i s R e p o r t T i t l e >   
              < A b o u t T h i s R e p o r t T e x t > A b o u t   T h i s   R e p o r t   T e x t < / A b o u t T h i s R e p o r t T e x t > @@ -2081,84 +2079,6 @@
  
          < / R e p o r t R e q u e s t >   
-         < C o m p a n y M e t a d a t a > - 
-             < C o m p a n y N a m e > C o m p a n y   N a m e < / C o m p a n y N a m e > - 
-             < C o m p a n y D i s p l a y N a m e > C o m p a n y   D i s p l a y   N a m e < / C o m p a n y D i s p l a y N a m e > - 
-             < C o m p a n y A d d r e s s L i n e s > - 
-                 < C o m p a n y A d d r e s s L i n e 1 > C o m p a n y   A d d r e s s   L i n e   1 < / C o m p a n y A d d r e s s L i n e 1 > - 
-                 < C o m p a n y A d d r e s s L i n e 2 > C o m p a n y   A d d r e s s   L i n e   2 < / C o m p a n y A d d r e s s L i n e 2 > - 
-                 < C o m p a n y A d d r e s s L i n e 3 > C o m p a n y   A d d r e s s   L i n e   3 < / C o m p a n y A d d r e s s L i n e 3 > - 
-                 < C o m p a n y A d d r e s s L i n e 4 > C o m p a n y   A d d r e s s   L i n e   4 < / C o m p a n y A d d r e s s L i n e 4 > - 
-                 < C o m p a n y A d d r e s s L i n e 5 > C o m p a n y   A d d r e s s   L i n e   5 < / C o m p a n y A d d r e s s L i n e 5 > - 
-                 < C o m p a n y A d d r e s s L i n e 6 > C o m p a n y   A d d r e s s   L i n e   6 < / C o m p a n y A d d r e s s L i n e 6 > - 
-                 < C o m p a n y A d d r e s s L i n e 7 > C o m p a n y   A d d r e s s   L i n e   7 < / C o m p a n y A d d r e s s L i n e 7 > - 
-                 < C o m p a n y A d d r e s s L i n e 8 > C o m p a n y   A d d r e s s   L i n e   8 < / C o m p a n y A d d r e s s L i n e 8 > - 
-             < / C o m p a n y A d d r e s s L i n e s > - 
-             < C o m p a n y P h o n e > C o m p a n y   P h o n e < / C o m p a n y P h o n e > - 
-             < C o m p a n y P h o n e C a p t i o n > C o m p a n y   P h o n e   C a p t i o n < / C o m p a n y P h o n e C a p t i o n > - 
-             < C o m p a n y F a x N o > C o m p a n y   F a x   N o . < / C o m p a n y F a x N o > - 
-             < C o m p a n y F a x N o C a p t i o n > C o m p a n y   F a x   N o .   C a p t i o n < / C o m p a n y F a x N o C a p t i o n > - 
-             < C o m p a n y E m a i l > C o m p a n y   E m a i l < / C o m p a n y E m a i l > - 
-             < C o m p a n y E m a i l C a p t i o n > C o m p a n y   E m a i l   C a p t i o n < / C o m p a n y E m a i l C a p t i o n > - 
-             < C o m p a n y H o m e P a g e > C o m p a n y   H o m e   P a g e < / C o m p a n y H o m e P a g e > - 
-             < C o m p a n y H o m e P a g e C a p t i o n > C o m p a n y   H o m e   P a g e   C a p t i o n < / C o m p a n y H o m e P a g e C a p t i o n > - 
-             < C o m p a n y L o g o > C o m p a n y   L o g o < / C o m p a n y L o g o > - 
-             < C o m p a n y V A T R e g i s t r a t i o n N o > C o m p a n y   V A T   R e g i s t r a t i o n   N o . < / C o m p a n y V A T R e g i s t r a t i o n N o > - 
-             < C o m p a n y V A T R e g i s t r a t i o n N o C a p t i o n > C o m p a n y   V A T   R e g i s t r a t i o n   N o .   C a p t i o n < / C o m p a n y V A T R e g i s t r a t i o n N o C a p t i o n > - 
-             < C o m p a n y R e g i s t r a t i o n N o > C o m p a n y   R e g i s t r a t i o n   N o . < / C o m p a n y R e g i s t r a t i o n N o > - 
-             < C o m p a n y R e g i s t r a t i o n N o C a p t i o n > C o m p a n y   R e g i s t r a t i o n   N o .   C a p t i o n < / C o m p a n y R e g i s t r a t i o n N o C a p t i o n > - 
-             < C o m p a n y B a n k N a m e > C o m p a n y   B a n k   N a m e < / C o m p a n y B a n k N a m e > - 
-             < C o m p a n y B a n k N a m e C a p t i o n > C o m p a n y   B a n k   N a m e   C a p t i o n < / C o m p a n y B a n k N a m e C a p t i o n > - 
-             < C o m p a n y B a n k A c c o u n t N o > C o m p a n y   B a n k   A c c o u n t   N o . < / C o m p a n y B a n k A c c o u n t N o > - 
-             < C o m p a n y B a n k A c c o u n t N o C a p t i o n > C o m p a n y   B a n k   A c c o u n t   N o .   C a p t i o n < / C o m p a n y B a n k A c c o u n t N o C a p t i o n > - 
-             < C o m p a n y B a n k B r a n c h N o > C o m p a n y   B a n k   B r a n c h   N o . < / C o m p a n y B a n k B r a n c h N o > - 
-             < C o m p a n y B a n k B r a n c h N o C a p t i o n > C o m p a n y   B a n k   B r a n c h   N o .   C a p t i o n < / C o m p a n y B a n k B r a n c h N o C a p t i o n > - 
-             < C o m p a n y I B A N > C o m p a n y   I B A N < / C o m p a n y I B A N > - 
-             < C o m p a n y I B A N C a p t i o n > C o m p a n y   I B A N   C a p t i o n < / C o m p a n y I B A N C a p t i o n > - 
-             < C o m p a n y B a n k S W I F T > C o m p a n y   B a n k   S W I F T < / C o m p a n y B a n k S W I F T > - 
-             < C o m p a n y B a n k S W I F T C a p t i o n > C o m p a n y   B a n k   S W I F T   C a p t i o n < / C o m p a n y B a n k S W I F T C a p t i o n > - 
-             < C o m p a n y G i r o N o > C o m p a n y   G i r o   N o . < / C o m p a n y G i r o N o > - 
-             < C o m p a n y G i r o N o C a p t i o n > C o m p a n y   G i r o   N o .   C a p t i o n < / C o m p a n y G i r o N o C a p t i o n > - 
-         < / C o m p a n y M e t a d a t a > - 
      < / B C R e p o r t I n f o r m a t i o n >   
      < I n t e g e r > @@ -2212,215 +2132,6 @@
              < F i e l d 3 V a l u e > F i e l d 3 V a l u e < / F i e l d 3 V a l u e >   
              < U s e r N a m e > U s e r N a m e < / U s e r N a m e > - 
-         < / N o t i f i c a t i o n _ E n t r y > - 
-     < / I n t e g e r > - 
- < / N a v W o r d R e p o r t X m l P a r t > 
-</file>
-
-<file path=customXml/item3.xml>��< ? x m l   v e r s i o n = " 1 . 0 "   e n c o d i n g = " u t f - 1 6 " ? > - 
- < N a v W o r d R e p o r t X m l P a r t   x m l n s = " u r n : m i c r o s o f t - d y n a m i c s - b u s i n e s s c e n t r a l / i n t e r n a l / e x t e n d e d / r e p o r t s / N o t i f i c a t i o n _ E m a i l / 1 3 2 0 / " > - 
-     < B C R e p o r t I n f o r m a t i o n > - 
-         < R e p o r t M e t a d a t a > - 
-             < E x t e n s i o n I d > E x t e n s i o n   I D < / E x t e n s i o n I d > - 
-             < E x t e n s i o n N a m e > E x t e n s i o n   N a m e < / E x t e n s i o n N a m e > - 
-             < E x t e n s i o n P u b l i s h e r > E x t e n s i o n   P u b l i s h e r < / E x t e n s i o n P u b l i s h e r > - 
-             < E x t e n s i o n V e r s i o n > E x t e n s i o n   V e r s i o n < / E x t e n s i o n V e r s i o n > - 
-             < R e p o r t I d > R e p o r t   I D < / R e p o r t I d > - 
-             < R e p o r t N a m e > R e p o r t   N a m e < / R e p o r t N a m e > - 
-             < R e p o r t C a p t i o n > R e p o r t   C a p t i o n < / R e p o r t C a p t i o n > - 
-             < A b o u t T h i s R e p o r t T i t l e > A b o u t   T h i s   R e p o r t   T i t l e < / A b o u t T h i s R e p o r t T i t l e > - 
-             < A b o u t T h i s R e p o r t T e x t > A b o u t   T h i s   R e p o r t   T e x t < / A b o u t T h i s R e p o r t T e x t > - 
-             < R e p o r t H e l p L i n k > R e p o r t   H e l p   L i n k < / R e p o r t H e l p L i n k > - 
-         < / R e p o r t M e t a d a t a > - 
-         < R e p o r t R e q u e s t > - 
-             < T e n a n t E n t r a I d > T e n a n t   E n t r a   I d < / T e n a n t E n t r a I d > - 
-             < E n v i r o n m e n t N a m e > E n v i r o n m e n t   N a m e < / E n v i r o n m e n t N a m e > - 
-             < E n v i r o n m e n t T y p e > E n v i r o n m e n t   T y p e < / E n v i r o n m e n t T y p e > - 
-             < C o m p a n y N a m e > C o m p a n y   N a m e < / C o m p a n y N a m e > - 
-             < C o m p a n y D i s p l a y N a m e > C o m p a n y   D i s p l a y   N a m e < / C o m p a n y D i s p l a y N a m e > - 
-             < C o m p a n y I d > C o m p a n y   I D < / C o m p a n y I d > - 
-             < U s e r N a m e > U s e r   N a m e < / U s e r N a m e > - 
-             < D a t e A n d T i m e > D a t e   a n d   T i m e < / D a t e A n d T i m e > - 
-             < L a n g u a g e > L a n g u a g e < / L a n g u a g e > - 
-             < F o r m a t R e g i o n > F o r m a t   R e g i o n < / F o r m a t R e g i o n > - 
-             < D a t e T i m e V a l u e s > - 
-                 < Y e a r > Y e a r < / Y e a r > - 
-                 < M o n t h N u m b e r > M o n t h   N u m b e r < / M o n t h N u m b e r > - 
-                 < D a y N u m b e r > D a y   N u m b e r < / D a y N u m b e r > - 
-                 < H o u r > H o u r < / H o u r > - 
-                 < M i n u t e > M i n u t e < / M i n u t e > - 
-             < / D a t e T i m e V a l u e s > - 
-         < / R e p o r t R e q u e s t > - 
-         < C o m p a n y M e t a d a t a > - 
-             < C o m p a n y N a m e > C o m p a n y   N a m e < / C o m p a n y N a m e > - 
-             < C o m p a n y D i s p l a y N a m e > C o m p a n y   D i s p l a y   N a m e < / C o m p a n y D i s p l a y N a m e > - 
-             < C o m p a n y A d d r e s s L i n e s > - 
-                 < C o m p a n y A d d r e s s L i n e 1 > C o m p a n y   A d d r e s s   L i n e   1 < / C o m p a n y A d d r e s s L i n e 1 > - 
-                 < C o m p a n y A d d r e s s L i n e 2 > C o m p a n y   A d d r e s s   L i n e   2 < / C o m p a n y A d d r e s s L i n e 2 > - 
-                 < C o m p a n y A d d r e s s L i n e 3 > C o m p a n y   A d d r e s s   L i n e   3 < / C o m p a n y A d d r e s s L i n e 3 > - 
-                 < C o m p a n y A d d r e s s L i n e 4 > C o m p a n y   A d d r e s s   L i n e   4 < / C o m p a n y A d d r e s s L i n e 4 > - 
-                 < C o m p a n y A d d r e s s L i n e 5 > C o m p a n y   A d d r e s s   L i n e   5 < / C o m p a n y A d d r e s s L i n e 5 > - 
-                 < C o m p a n y A d d r e s s L i n e 6 > C o m p a n y   A d d r e s s   L i n e   6 < / C o m p a n y A d d r e s s L i n e 6 > - 
-                 < C o m p a n y A d d r e s s L i n e 7 > C o m p a n y   A d d r e s s   L i n e   7 < / C o m p a n y A d d r e s s L i n e 7 > - 
-                 < C o m p a n y A d d r e s s L i n e 8 > C o m p a n y   A d d r e s s   L i n e   8 < / C o m p a n y A d d r e s s L i n e 8 > - 
-             < / C o m p a n y A d d r e s s L i n e s > - 
-             < C o m p a n y P h o n e > C o m p a n y   P h o n e < / C o m p a n y P h o n e > - 
-             < C o m p a n y P h o n e C a p t i o n > C o m p a n y   P h o n e   C a p t i o n < / C o m p a n y P h o n e C a p t i o n > - 
-             < C o m p a n y F a x N o > C o m p a n y   F a x   N o . < / C o m p a n y F a x N o > - 
-             < C o m p a n y F a x N o C a p t i o n > C o m p a n y   F a x   N o .   C a p t i o n < / C o m p a n y F a x N o C a p t i o n > - 
-             < C o m p a n y E m a i l > C o m p a n y   E m a i l < / C o m p a n y E m a i l > - 
-             < C o m p a n y E m a i l C a p t i o n > C o m p a n y   E m a i l   C a p t i o n < / C o m p a n y E m a i l C a p t i o n > - 
-             < C o m p a n y H o m e P a g e > C o m p a n y   H o m e   P a g e < / C o m p a n y H o m e P a g e > - 
-             < C o m p a n y H o m e P a g e C a p t i o n > C o m p a n y   H o m e   P a g e   C a p t i o n < / C o m p a n y H o m e P a g e C a p t i o n > - 
-             < C o m p a n y L o g o > C o m p a n y   L o g o < / C o m p a n y L o g o > - 
-             < C o m p a n y V A T R e g i s t r a t i o n N o > C o m p a n y   V A T   R e g i s t r a t i o n   N o . < / C o m p a n y V A T R e g i s t r a t i o n N o > - 
-             < C o m p a n y V A T R e g i s t r a t i o n N o C a p t i o n > C o m p a n y   V A T   R e g i s t r a t i o n   N o .   C a p t i o n < / C o m p a n y V A T R e g i s t r a t i o n N o C a p t i o n > - 
-             < C o m p a n y R e g i s t r a t i o n N o > C o m p a n y   R e g i s t r a t i o n   N o . < / C o m p a n y R e g i s t r a t i o n N o > - 
-             < C o m p a n y R e g i s t r a t i o n N o C a p t i o n > C o m p a n y   R e g i s t r a t i o n   N o .   C a p t i o n < / C o m p a n y R e g i s t r a t i o n N o C a p t i o n > - 
-             < C o m p a n y B a n k N a m e > C o m p a n y   B a n k   N a m e < / C o m p a n y B a n k N a m e > - 
-             < C o m p a n y B a n k N a m e C a p t i o n > C o m p a n y   B a n k   N a m e   C a p t i o n < / C o m p a n y B a n k N a m e C a p t i o n > - 
-             < C o m p a n y B a n k A c c o u n t N o > C o m p a n y   B a n k   A c c o u n t   N o . < / C o m p a n y B a n k A c c o u n t N o > - 
-             < C o m p a n y B a n k A c c o u n t N o C a p t i o n > C o m p a n y   B a n k   A c c o u n t   N o .   C a p t i o n < / C o m p a n y B a n k A c c o u n t N o C a p t i o n > - 
-             < C o m p a n y B a n k B r a n c h N o > C o m p a n y   B a n k   B r a n c h   N o . < / C o m p a n y B a n k B r a n c h N o > - 
-             < C o m p a n y B a n k B r a n c h N o C a p t i o n > C o m p a n y   B a n k   B r a n c h   N o .   C a p t i o n < / C o m p a n y B a n k B r a n c h N o C a p t i o n > - 
-             < C o m p a n y I B A N > C o m p a n y   I B A N < / C o m p a n y I B A N > - 
-             < C o m p a n y I B A N C a p t i o n > C o m p a n y   I B A N   C a p t i o n < / C o m p a n y I B A N C a p t i o n > - 
-             < C o m p a n y B a n k S W I F T > C o m p a n y   B a n k   S W I F T < / C o m p a n y B a n k S W I F T > - 
-             < C o m p a n y B a n k S W I F T C a p t i o n > C o m p a n y   B a n k   S W I F T   C a p t i o n < / C o m p a n y B a n k S W I F T C a p t i o n > - 
-             < C o m p a n y G i r o N o > C o m p a n y   G i r o   N o . < / C o m p a n y G i r o N o > - 
-             < C o m p a n y G i r o N o C a p t i o n > C o m p a n y   G i r o   N o .   C a p t i o n < / C o m p a n y G i r o N o C a p t i o n > - 
-         < / C o m p a n y M e t a d a t a > - 
-     < / B C R e p o r t I n f o r m a t i o n > - 
-     < T o o l t i p s   / > - 
-     < I n t e g e r   E l e m e n t T y p e = " D a t a I t e m "   E l e m e n t I d = " 1 7 3 5 6 9 8 6 1 9 " > - 
-         < L i n e 1   E l e m e n t T y p e = " C o l u m n "   E l e m e n t I d = " 4 4 1 1 6 9 4 3 4 "   D a t a T y p e = " T e x t " > L i n e 1 < / L i n e 1 > - 
-         < L i n e 2   E l e m e n t T y p e = " C o l u m n "   E l e m e n t I d = " 1 9 6 5 2 7 1 8 3 "   D a t a T y p e = " T e x t " > L i n e 2 < / L i n e 2 > - 
-         < L i n e 3   E l e m e n t T y p e = " C o l u m n "   E l e m e n t I d = " 8 3 4 2 2 3 8 0 0 "   D a t a T y p e = " L a b e l " > L i n e 3 < / L i n e 3 > - 
-         < L i n e 4   E l e m e n t T y p e = " C o l u m n "   E l e m e n t I d = " 6 6 5 3 1 4 7 7 7 "   D a t a T y p e = " L a b e l " > L i n e 4 < / L i n e 4 > - 
-         < S e t t i n g s W i n _ U r l   E l e m e n t T y p e = " C o l u m n "   E l e m e n t I d = " 1 1 5 6 4 3 2 9 2 "   D a t a T y p e = " T e x t " > S e t t i n g s W i n _ U r l < / S e t t i n g s W i n _ U r l > - 
-         < S e t t i n g s W i n _ U r l T e x t   E l e m e n t T y p e = " C o l u m n "   E l e m e n t I d = " 7 8 9 2 3 9 6 8 1 "   D a t a T y p e = " L a b e l " > S e t t i n g s W i n _ U r l T e x t < / S e t t i n g s W i n _ U r l T e x t > - 
-         < S e t t i n g s _ U r l   E l e m e n t T y p e = " C o l u m n "   E l e m e n t I d = " 3 8 2 4 1 5 4 7 6 "   D a t a T y p e = " T e x t " > S e t t i n g s _ U r l < / S e t t i n g s _ U r l > - 
-         < S e t t i n g s _ U r l T e x t   E l e m e n t T y p e = " C o l u m n "   E l e m e n t I d = " 8 8 2 7 8 2 6 8 1 "   D a t a T y p e = " L a b e l " > S e t t i n g s _ U r l T e x t < / S e t t i n g s _ U r l T e x t > - 
-         < N o t i f i c a t i o n _ E n t r y   E l e m e n t T y p e = " D a t a I t e m "   E l e m e n t I d = " 2 1 0 7 9 7 7 0 5 1 " > - 
-             < A c t i o n T e x t   E l e m e n t T y p e = " C o l u m n "   E l e m e n t I d = " 1 5 9 9 6 7 8 2 8 6 "   D a t a T y p e = " T e x t " > A c t i o n T e x t < / A c t i o n T e x t > - 
-             < C u s t o m L i n k _ U r l   E l e m e n t T y p e = " C o l u m n "   E l e m e n t I d = " 2 1 4 5 1 2 2 3 4 "   D a t a T y p e = " T e x t " > C u s t o m L i n k _ U r l < / C u s t o m L i n k _ U r l > - 
-             < C u s t o m L i n k _ U r l T e x t   E l e m e n t T y p e = " C o l u m n "   E l e m e n t I d = " 7 1 2 6 7 0 6 2 5 "   D a t a T y p e = " L a b e l " > C u s t o m L i n k _ U r l T e x t < / C u s t o m L i n k _ U r l T e x t > - 
-             < D e t a i l s L a b e l   E l e m e n t T y p e = " C o l u m n "   E l e m e n t I d = " 5 0 0 2 4 6 1 4 5 "   D a t a T y p e = " T e x t " > D e t a i l s L a b e l < / D e t a i l s L a b e l > - 
-             < D e t a i l s V a l u e   E l e m e n t T y p e = " C o l u m n "   E l e m e n t I d = " 4 9 9 9 1 0 9 8 0 "   D a t a T y p e = " T e x t " > D e t a i l s V a l u e < / D e t a i l s V a l u e > - 
-             < D o c u m e n t N o   E l e m e n t T y p e = " C o l u m n "   E l e m e n t I d = " 9 7 0 3 5 0 5 3 9 "   D a t a T y p e = " T e x t " > D o c u m e n t N o < / D o c u m e n t N o > - 
-             < D o c u m e n t T y p e   E l e m e n t T y p e = " C o l u m n "   E l e m e n t I d = " 2 0 8 9 7 9 9 8 9 8 "   D a t a T y p e = " T e x t " > D o c u m e n t T y p e < / D o c u m e n t T y p e > - 
-             < D o c u m e n t _ U r l   E l e m e n t T y p e = " C o l u m n "   E l e m e n t I d = " 2 0 3 3 7 5 4 9 7 4 "   D a t a T y p e = " T e x t " > D o c u m e n t _ U r l < / D o c u m e n t _ U r l > - 
-             < D o c u m e n t _ U r l T e x t   E l e m e n t T y p e = " C o l u m n "   E l e m e n t I d = " 8 6 8 4 7 5 3 0 7 "   D a t a T y p e = " T e x t " > D o c u m e n t _ U r l T e x t < / D o c u m e n t _ U r l T e x t > - 
-             < F i e l d 1 L a b e l   E l e m e n t T y p e = " C o l u m n "   E l e m e n t I d = " 1 3 9 5 1 0 3 4 7 2 "   D a t a T y p e = " T e x t " > F i e l d 1 L a b e l < / F i e l d 1 L a b e l > - 
-             < F i e l d 1 V a l u e   E l e m e n t T y p e = " C o l u m n "   E l e m e n t I d = " 1 9 9 3 8 9 9 3 1 7 "   D a t a T y p e = " T e x t " > F i e l d 1 V a l u e < / F i e l d 1 V a l u e > - 
-             < F i e l d 2 L a b e l   E l e m e n t T y p e = " C o l u m n "   E l e m e n t I d = " 5 3 7 5 4 9 4 7 5 "   D a t a T y p e = " T e x t " > F i e l d 2 L a b e l < / F i e l d 2 L a b e l > - 
-             < F i e l d 2 V a l u e   E l e m e n t T y p e = " C o l u m n "   E l e m e n t I d = " 1 4 0 6 8 3 6 4 2 "   D a t a T y p e = " T e x t " > F i e l d 2 V a l u e < / F i e l d 2 V a l u e > - 
-             < F i e l d 3 L a b e l   E l e m e n t T y p e = " C o l u m n "   E l e m e n t I d = " 2 4 5 2 2 4 0 1 8 "   D a t a T y p e = " T e x t " > F i e l d 3 L a b e l < / F i e l d 3 L a b e l > - 
-             < F i e l d 3 V a l u e   E l e m e n t T y p e = " C o l u m n "   E l e m e n t I d = " 2 9 3 5 3 1 1 1 "   D a t a T y p e = " T e x t " > F i e l d 3 V a l u e < / F i e l d 3 V a l u e > - 
-             < U s e r N a m e   E l e m e n t T y p e = " C o l u m n "   E l e m e n t I d = " 1 4 0 2 3 4 2 7 7 9 "   D a t a T y p e = " T e x t " > U s e r N a m e < / U s e r N a m e >   
          < / N o t i f i c a t i o n _ E n t r y >   

--- a/src/Layers/W1/BaseApp/System/Notifications/NotificationEmail.docx
+++ b/src/Layers/W1/BaseApp/System/Notifications/NotificationEmail.docx
@@ -2033,6 +2033,8 @@
  
              < R e p o r t N a m e > R e p o r t   N a m e < / R e p o r t N a m e >   
+             < R e p o r t C a p t i o n > R e p o r t   C a p t i o n < / R e p o r t C a p t i o n > + 
              < A b o u t T h i s R e p o r t T i t l e > A b o u t   T h i s   R e p o r t   T i t l e < / A b o u t T h i s R e p o r t T i t l e >   
              < A b o u t T h i s R e p o r t T e x t > A b o u t   T h i s   R e p o r t   T e x t < / A b o u t T h i s R e p o r t T e x t > @@ -2079,6 +2081,84 @@
  
          < / R e p o r t R e q u e s t >   
+         < C o m p a n y M e t a d a t a > + 
+             < C o m p a n y N a m e > C o m p a n y   N a m e < / C o m p a n y N a m e > + 
+             < C o m p a n y D i s p l a y N a m e > C o m p a n y   D i s p l a y   N a m e < / C o m p a n y D i s p l a y N a m e > + 
+             < C o m p a n y A d d r e s s L i n e s > + 
+                 < C o m p a n y A d d r e s s L i n e 1 > C o m p a n y   A d d r e s s   L i n e   1 < / C o m p a n y A d d r e s s L i n e 1 > + 
+                 < C o m p a n y A d d r e s s L i n e 2 > C o m p a n y   A d d r e s s   L i n e   2 < / C o m p a n y A d d r e s s L i n e 2 > + 
+                 < C o m p a n y A d d r e s s L i n e 3 > C o m p a n y   A d d r e s s   L i n e   3 < / C o m p a n y A d d r e s s L i n e 3 > + 
+                 < C o m p a n y A d d r e s s L i n e 4 > C o m p a n y   A d d r e s s   L i n e   4 < / C o m p a n y A d d r e s s L i n e 4 > + 
+                 < C o m p a n y A d d r e s s L i n e 5 > C o m p a n y   A d d r e s s   L i n e   5 < / C o m p a n y A d d r e s s L i n e 5 > + 
+                 < C o m p a n y A d d r e s s L i n e 6 > C o m p a n y   A d d r e s s   L i n e   6 < / C o m p a n y A d d r e s s L i n e 6 > + 
+                 < C o m p a n y A d d r e s s L i n e 7 > C o m p a n y   A d d r e s s   L i n e   7 < / C o m p a n y A d d r e s s L i n e 7 > + 
+                 < C o m p a n y A d d r e s s L i n e 8 > C o m p a n y   A d d r e s s   L i n e   8 < / C o m p a n y A d d r e s s L i n e 8 > + 
+             < / C o m p a n y A d d r e s s L i n e s > + 
+             < C o m p a n y P h o n e > C o m p a n y   P h o n e < / C o m p a n y P h o n e > + 
+             < C o m p a n y P h o n e C a p t i o n > C o m p a n y   P h o n e   C a p t i o n < / C o m p a n y P h o n e C a p t i o n > + 
+             < C o m p a n y F a x N o > C o m p a n y   F a x   N o . < / C o m p a n y F a x N o > + 
+             < C o m p a n y F a x N o C a p t i o n > C o m p a n y   F a x   N o .   C a p t i o n < / C o m p a n y F a x N o C a p t i o n > + 
+             < C o m p a n y E m a i l > C o m p a n y   E m a i l < / C o m p a n y E m a i l > + 
+             < C o m p a n y E m a i l C a p t i o n > C o m p a n y   E m a i l   C a p t i o n < / C o m p a n y E m a i l C a p t i o n > + 
+             < C o m p a n y H o m e P a g e > C o m p a n y   H o m e   P a g e < / C o m p a n y H o m e P a g e > + 
+             < C o m p a n y H o m e P a g e C a p t i o n > C o m p a n y   H o m e   P a g e   C a p t i o n < / C o m p a n y H o m e P a g e C a p t i o n > + 
+             < C o m p a n y L o g o > C o m p a n y   L o g o < / C o m p a n y L o g o > + 
+             < C o m p a n y V A T R e g i s t r a t i o n N o > C o m p a n y   V A T   R e g i s t r a t i o n   N o . < / C o m p a n y V A T R e g i s t r a t i o n N o > + 
+             < C o m p a n y V A T R e g i s t r a t i o n N o C a p t i o n > C o m p a n y   V A T   R e g i s t r a t i o n   N o .   C a p t i o n < / C o m p a n y V A T R e g i s t r a t i o n N o C a p t i o n > + 
+             < C o m p a n y R e g i s t r a t i o n N o > C o m p a n y   R e g i s t r a t i o n   N o . < / C o m p a n y R e g i s t r a t i o n N o > + 
+             < C o m p a n y R e g i s t r a t i o n N o C a p t i o n > C o m p a n y   R e g i s t r a t i o n   N o .   C a p t i o n < / C o m p a n y R e g i s t r a t i o n N o C a p t i o n > + 
+             < C o m p a n y B a n k N a m e > C o m p a n y   B a n k   N a m e < / C o m p a n y B a n k N a m e > + 
+             < C o m p a n y B a n k N a m e C a p t i o n > C o m p a n y   B a n k   N a m e   C a p t i o n < / C o m p a n y B a n k N a m e C a p t i o n > + 
+             < C o m p a n y B a n k A c c o u n t N o > C o m p a n y   B a n k   A c c o u n t   N o . < / C o m p a n y B a n k A c c o u n t N o > + 
+             < C o m p a n y B a n k A c c o u n t N o C a p t i o n > C o m p a n y   B a n k   A c c o u n t   N o .   C a p t i o n < / C o m p a n y B a n k A c c o u n t N o C a p t i o n > + 
+             < C o m p a n y B a n k B r a n c h N o > C o m p a n y   B a n k   B r a n c h   N o . < / C o m p a n y B a n k B r a n c h N o > + 
+             < C o m p a n y B a n k B r a n c h N o C a p t i o n > C o m p a n y   B a n k   B r a n c h   N o .   C a p t i o n < / C o m p a n y B a n k B r a n c h N o C a p t i o n > + 
+             < C o m p a n y I B A N > C o m p a n y   I B A N < / C o m p a n y I B A N > + 
+             < C o m p a n y I B A N C a p t i o n > C o m p a n y   I B A N   C a p t i o n < / C o m p a n y I B A N C a p t i o n > + 
+             < C o m p a n y B a n k S W I F T > C o m p a n y   B a n k   S W I F T < / C o m p a n y B a n k S W I F T > + 
+             < C o m p a n y B a n k S W I F T C a p t i o n > C o m p a n y   B a n k   S W I F T   C a p t i o n < / C o m p a n y B a n k S W I F T C a p t i o n > + 
+             < C o m p a n y G i r o N o > C o m p a n y   G i r o   N o . < / C o m p a n y G i r o N o > + 
+             < C o m p a n y G i r o N o C a p t i o n > C o m p a n y   G i r o   N o .   C a p t i o n < / C o m p a n y G i r o N o C a p t i o n > + 
+         < / C o m p a n y M e t a d a t a > + 
      < / B C R e p o r t I n f o r m a t i o n >   
      < I n t e g e r > @@ -2132,6 +2212,215 @@
              < F i e l d 3 V a l u e > F i e l d 3 V a l u e < / F i e l d 3 V a l u e >   
              < U s e r N a m e > U s e r N a m e < / U s e r N a m e > + 
+         < / N o t i f i c a t i o n _ E n t r y > + 
+     < / I n t e g e r > + 
+ < / N a v W o r d R e p o r t X m l P a r t > 
+</file>
+
+<file path=customXml/item3.xml>��< ? x m l   v e r s i o n = " 1 . 0 "   e n c o d i n g = " u t f - 1 6 " ? > + 
+ < N a v W o r d R e p o r t X m l P a r t   x m l n s = " u r n : m i c r o s o f t - d y n a m i c s - b u s i n e s s c e n t r a l / i n t e r n a l / e x t e n d e d / r e p o r t s / N o t i f i c a t i o n _ E m a i l / 1 3 2 0 / " > + 
+     < B C R e p o r t I n f o r m a t i o n > + 
+         < R e p o r t M e t a d a t a > + 
+             < E x t e n s i o n I d > E x t e n s i o n   I D < / E x t e n s i o n I d > + 
+             < E x t e n s i o n N a m e > E x t e n s i o n   N a m e < / E x t e n s i o n N a m e > + 
+             < E x t e n s i o n P u b l i s h e r > E x t e n s i o n   P u b l i s h e r < / E x t e n s i o n P u b l i s h e r > + 
+             < E x t e n s i o n V e r s i o n > E x t e n s i o n   V e r s i o n < / E x t e n s i o n V e r s i o n > + 
+             < R e p o r t I d > R e p o r t   I D < / R e p o r t I d > + 
+             < R e p o r t N a m e > R e p o r t   N a m e < / R e p o r t N a m e > + 
+             < R e p o r t C a p t i o n > R e p o r t   C a p t i o n < / R e p o r t C a p t i o n > + 
+             < A b o u t T h i s R e p o r t T i t l e > A b o u t   T h i s   R e p o r t   T i t l e < / A b o u t T h i s R e p o r t T i t l e > + 
+             < A b o u t T h i s R e p o r t T e x t > A b o u t   T h i s   R e p o r t   T e x t < / A b o u t T h i s R e p o r t T e x t > + 
+             < R e p o r t H e l p L i n k > R e p o r t   H e l p   L i n k < / R e p o r t H e l p L i n k > + 
+         < / R e p o r t M e t a d a t a > + 
+         < R e p o r t R e q u e s t > + 
+             < T e n a n t E n t r a I d > T e n a n t   E n t r a   I d < / T e n a n t E n t r a I d > + 
+             < E n v i r o n m e n t N a m e > E n v i r o n m e n t   N a m e < / E n v i r o n m e n t N a m e > + 
+             < E n v i r o n m e n t T y p e > E n v i r o n m e n t   T y p e < / E n v i r o n m e n t T y p e > + 
+             < C o m p a n y N a m e > C o m p a n y   N a m e < / C o m p a n y N a m e > + 
+             < C o m p a n y D i s p l a y N a m e > C o m p a n y   D i s p l a y   N a m e < / C o m p a n y D i s p l a y N a m e > + 
+             < C o m p a n y I d > C o m p a n y   I D < / C o m p a n y I d > + 
+             < U s e r N a m e > U s e r   N a m e < / U s e r N a m e > + 
+             < D a t e A n d T i m e > D a t e   a n d   T i m e < / D a t e A n d T i m e > + 
+             < L a n g u a g e > L a n g u a g e < / L a n g u a g e > + 
+             < F o r m a t R e g i o n > F o r m a t   R e g i o n < / F o r m a t R e g i o n > + 
+             < D a t e T i m e V a l u e s > + 
+                 < Y e a r > Y e a r < / Y e a r > + 
+                 < M o n t h N u m b e r > M o n t h   N u m b e r < / M o n t h N u m b e r > + 
+                 < D a y N u m b e r > D a y   N u m b e r < / D a y N u m b e r > + 
+                 < H o u r > H o u r < / H o u r > + 
+                 < M i n u t e > M i n u t e < / M i n u t e > + 
+             < / D a t e T i m e V a l u e s > + 
+         < / R e p o r t R e q u e s t > + 
+         < C o m p a n y M e t a d a t a > + 
+             < C o m p a n y N a m e > C o m p a n y   N a m e < / C o m p a n y N a m e > + 
+             < C o m p a n y D i s p l a y N a m e > C o m p a n y   D i s p l a y   N a m e < / C o m p a n y D i s p l a y N a m e > + 
+             < C o m p a n y A d d r e s s L i n e s > + 
+                 < C o m p a n y A d d r e s s L i n e 1 > C o m p a n y   A d d r e s s   L i n e   1 < / C o m p a n y A d d r e s s L i n e 1 > + 
+                 < C o m p a n y A d d r e s s L i n e 2 > C o m p a n y   A d d r e s s   L i n e   2 < / C o m p a n y A d d r e s s L i n e 2 > + 
+                 < C o m p a n y A d d r e s s L i n e 3 > C o m p a n y   A d d r e s s   L i n e   3 < / C o m p a n y A d d r e s s L i n e 3 > + 
+                 < C o m p a n y A d d r e s s L i n e 4 > C o m p a n y   A d d r e s s   L i n e   4 < / C o m p a n y A d d r e s s L i n e 4 > + 
+                 < C o m p a n y A d d r e s s L i n e 5 > C o m p a n y   A d d r e s s   L i n e   5 < / C o m p a n y A d d r e s s L i n e 5 > + 
+                 < C o m p a n y A d d r e s s L i n e 6 > C o m p a n y   A d d r e s s   L i n e   6 < / C o m p a n y A d d r e s s L i n e 6 > + 
+                 < C o m p a n y A d d r e s s L i n e 7 > C o m p a n y   A d d r e s s   L i n e   7 < / C o m p a n y A d d r e s s L i n e 7 > + 
+                 < C o m p a n y A d d r e s s L i n e 8 > C o m p a n y   A d d r e s s   L i n e   8 < / C o m p a n y A d d r e s s L i n e 8 > + 
+             < / C o m p a n y A d d r e s s L i n e s > + 
+             < C o m p a n y P h o n e > C o m p a n y   P h o n e < / C o m p a n y P h o n e > + 
+             < C o m p a n y P h o n e C a p t i o n > C o m p a n y   P h o n e   C a p t i o n < / C o m p a n y P h o n e C a p t i o n > + 
+             < C o m p a n y F a x N o > C o m p a n y   F a x   N o . < / C o m p a n y F a x N o > + 
+             < C o m p a n y F a x N o C a p t i o n > C o m p a n y   F a x   N o .   C a p t i o n < / C o m p a n y F a x N o C a p t i o n > + 
+             < C o m p a n y E m a i l > C o m p a n y   E m a i l < / C o m p a n y E m a i l > + 
+             < C o m p a n y E m a i l C a p t i o n > C o m p a n y   E m a i l   C a p t i o n < / C o m p a n y E m a i l C a p t i o n > + 
+             < C o m p a n y H o m e P a g e > C o m p a n y   H o m e   P a g e < / C o m p a n y H o m e P a g e > + 
+             < C o m p a n y H o m e P a g e C a p t i o n > C o m p a n y   H o m e   P a g e   C a p t i o n < / C o m p a n y H o m e P a g e C a p t i o n > + 
+             < C o m p a n y L o g o > C o m p a n y   L o g o < / C o m p a n y L o g o > + 
+             < C o m p a n y V A T R e g i s t r a t i o n N o > C o m p a n y   V A T   R e g i s t r a t i o n   N o . < / C o m p a n y V A T R e g i s t r a t i o n N o > + 
+             < C o m p a n y V A T R e g i s t r a t i o n N o C a p t i o n > C o m p a n y   V A T   R e g i s t r a t i o n   N o .   C a p t i o n < / C o m p a n y V A T R e g i s t r a t i o n N o C a p t i o n > + 
+             < C o m p a n y R e g i s t r a t i o n N o > C o m p a n y   R e g i s t r a t i o n   N o . < / C o m p a n y R e g i s t r a t i o n N o > + 
+             < C o m p a n y R e g i s t r a t i o n N o C a p t i o n > C o m p a n y   R e g i s t r a t i o n   N o .   C a p t i o n < / C o m p a n y R e g i s t r a t i o n N o C a p t i o n > + 
+             < C o m p a n y B a n k N a m e > C o m p a n y   B a n k   N a m e < / C o m p a n y B a n k N a m e > + 
+             < C o m p a n y B a n k N a m e C a p t i o n > C o m p a n y   B a n k   N a m e   C a p t i o n < / C o m p a n y B a n k N a m e C a p t i o n > + 
+             < C o m p a n y B a n k A c c o u n t N o > C o m p a n y   B a n k   A c c o u n t   N o . < / C o m p a n y B a n k A c c o u n t N o > + 
+             < C o m p a n y B a n k A c c o u n t N o C a p t i o n > C o m p a n y   B a n k   A c c o u n t   N o .   C a p t i o n < / C o m p a n y B a n k A c c o u n t N o C a p t i o n > + 
+             < C o m p a n y B a n k B r a n c h N o > C o m p a n y   B a n k   B r a n c h   N o . < / C o m p a n y B a n k B r a n c h N o > + 
+             < C o m p a n y B a n k B r a n c h N o C a p t i o n > C o m p a n y   B a n k   B r a n c h   N o .   C a p t i o n < / C o m p a n y B a n k B r a n c h N o C a p t i o n > + 
+             < C o m p a n y I B A N > C o m p a n y   I B A N < / C o m p a n y I B A N > + 
+             < C o m p a n y I B A N C a p t i o n > C o m p a n y   I B A N   C a p t i o n < / C o m p a n y I B A N C a p t i o n > + 
+             < C o m p a n y B a n k S W I F T > C o m p a n y   B a n k   S W I F T < / C o m p a n y B a n k S W I F T > + 
+             < C o m p a n y B a n k S W I F T C a p t i o n > C o m p a n y   B a n k   S W I F T   C a p t i o n < / C o m p a n y B a n k S W I F T C a p t i o n > + 
+             < C o m p a n y G i r o N o > C o m p a n y   G i r o   N o . < / C o m p a n y G i r o N o > + 
+             < C o m p a n y G i r o N o C a p t i o n > C o m p a n y   G i r o   N o .   C a p t i o n < / C o m p a n y G i r o N o C a p t i o n > + 
+         < / C o m p a n y M e t a d a t a > + 
+     < / B C R e p o r t I n f o r m a t i o n > + 
+     < T o o l t i p s   / > + 
+     < I n t e g e r   E l e m e n t T y p e = " D a t a I t e m "   E l e m e n t I d = " 1 7 3 5 6 9 8 6 1 9 " > + 
+         < L i n e 1   E l e m e n t T y p e = " C o l u m n "   E l e m e n t I d = " 4 4 1 1 6 9 4 3 4 "   D a t a T y p e = " T e x t " > L i n e 1 < / L i n e 1 > + 
+         < L i n e 2   E l e m e n t T y p e = " C o l u m n "   E l e m e n t I d = " 1 9 6 5 2 7 1 8 3 "   D a t a T y p e = " T e x t " > L i n e 2 < / L i n e 2 > + 
+         < L i n e 3   E l e m e n t T y p e = " C o l u m n "   E l e m e n t I d = " 8 3 4 2 2 3 8 0 0 "   D a t a T y p e = " L a b e l " > L i n e 3 < / L i n e 3 > + 
+         < L i n e 4   E l e m e n t T y p e = " C o l u m n "   E l e m e n t I d = " 6 6 5 3 1 4 7 7 7 "   D a t a T y p e = " L a b e l " > L i n e 4 < / L i n e 4 > + 
+         < S e t t i n g s W i n _ U r l   E l e m e n t T y p e = " C o l u m n "   E l e m e n t I d = " 1 1 5 6 4 3 2 9 2 "   D a t a T y p e = " T e x t " > S e t t i n g s W i n _ U r l < / S e t t i n g s W i n _ U r l > + 
+         < S e t t i n g s W i n _ U r l T e x t   E l e m e n t T y p e = " C o l u m n "   E l e m e n t I d = " 7 8 9 2 3 9 6 8 1 "   D a t a T y p e = " L a b e l " > S e t t i n g s W i n _ U r l T e x t < / S e t t i n g s W i n _ U r l T e x t > + 
+         < S e t t i n g s _ U r l   E l e m e n t T y p e = " C o l u m n "   E l e m e n t I d = " 3 8 2 4 1 5 4 7 6 "   D a t a T y p e = " T e x t " > S e t t i n g s _ U r l < / S e t t i n g s _ U r l > + 
+         < S e t t i n g s _ U r l T e x t   E l e m e n t T y p e = " C o l u m n "   E l e m e n t I d = " 8 8 2 7 8 2 6 8 1 "   D a t a T y p e = " L a b e l " > S e t t i n g s _ U r l T e x t < / S e t t i n g s _ U r l T e x t > + 
+         < N o t i f i c a t i o n _ E n t r y   E l e m e n t T y p e = " D a t a I t e m "   E l e m e n t I d = " 2 1 0 7 9 7 7 0 5 1 " > + 
+             < A c t i o n T e x t   E l e m e n t T y p e = " C o l u m n "   E l e m e n t I d = " 1 5 9 9 6 7 8 2 8 6 "   D a t a T y p e = " T e x t " > A c t i o n T e x t < / A c t i o n T e x t > + 
+             < C u s t o m L i n k _ U r l   E l e m e n t T y p e = " C o l u m n "   E l e m e n t I d = " 2 1 4 5 1 2 2 3 4 "   D a t a T y p e = " T e x t " > C u s t o m L i n k _ U r l < / C u s t o m L i n k _ U r l > + 
+             < C u s t o m L i n k _ U r l T e x t   E l e m e n t T y p e = " C o l u m n "   E l e m e n t I d = " 7 1 2 6 7 0 6 2 5 "   D a t a T y p e = " L a b e l " > C u s t o m L i n k _ U r l T e x t < / C u s t o m L i n k _ U r l T e x t > + 
+             < D e t a i l s L a b e l   E l e m e n t T y p e = " C o l u m n "   E l e m e n t I d = " 5 0 0 2 4 6 1 4 5 "   D a t a T y p e = " T e x t " > D e t a i l s L a b e l < / D e t a i l s L a b e l > + 
+             < D e t a i l s V a l u e   E l e m e n t T y p e = " C o l u m n "   E l e m e n t I d = " 4 9 9 9 1 0 9 8 0 "   D a t a T y p e = " T e x t " > D e t a i l s V a l u e < / D e t a i l s V a l u e > + 
+             < D o c u m e n t N o   E l e m e n t T y p e = " C o l u m n "   E l e m e n t I d = " 9 7 0 3 5 0 5 3 9 "   D a t a T y p e = " T e x t " > D o c u m e n t N o < / D o c u m e n t N o > + 
+             < D o c u m e n t T y p e   E l e m e n t T y p e = " C o l u m n "   E l e m e n t I d = " 2 0 8 9 7 9 9 8 9 8 "   D a t a T y p e = " T e x t " > D o c u m e n t T y p e < / D o c u m e n t T y p e > + 
+             < D o c u m e n t _ U r l   E l e m e n t T y p e = " C o l u m n "   E l e m e n t I d = " 2 0 3 3 7 5 4 9 7 4 "   D a t a T y p e = " T e x t " > D o c u m e n t _ U r l < / D o c u m e n t _ U r l > + 
+             < D o c u m e n t _ U r l T e x t   E l e m e n t T y p e = " C o l u m n "   E l e m e n t I d = " 8 6 8 4 7 5 3 0 7 "   D a t a T y p e = " T e x t " > D o c u m e n t _ U r l T e x t < / D o c u m e n t _ U r l T e x t > + 
+             < F i e l d 1 L a b e l   E l e m e n t T y p e = " C o l u m n "   E l e m e n t I d = " 1 3 9 5 1 0 3 4 7 2 "   D a t a T y p e = " T e x t " > F i e l d 1 L a b e l < / F i e l d 1 L a b e l > + 
+             < F i e l d 1 V a l u e   E l e m e n t T y p e = " C o l u m n "   E l e m e n t I d = " 1 9 9 3 8 9 9 3 1 7 "   D a t a T y p e = " T e x t " > F i e l d 1 V a l u e < / F i e l d 1 V a l u e > + 
+             < F i e l d 2 L a b e l   E l e m e n t T y p e = " C o l u m n "   E l e m e n t I d = " 5 3 7 5 4 9 4 7 5 "   D a t a T y p e = " T e x t " > F i e l d 2 L a b e l < / F i e l d 2 L a b e l > + 
+             < F i e l d 2 V a l u e   E l e m e n t T y p e = " C o l u m n "   E l e m e n t I d = " 1 4 0 6 8 3 6 4 2 "   D a t a T y p e = " T e x t " > F i e l d 2 V a l u e < / F i e l d 2 V a l u e > + 
+             < F i e l d 3 L a b e l   E l e m e n t T y p e = " C o l u m n "   E l e m e n t I d = " 2 4 5 2 2 4 0 1 8 "   D a t a T y p e = " T e x t " > F i e l d 3 L a b e l < / F i e l d 3 L a b e l > + 
+             < F i e l d 3 V a l u e   E l e m e n t T y p e = " C o l u m n "   E l e m e n t I d = " 2 9 3 5 3 1 1 1 "   D a t a T y p e = " T e x t " > F i e l d 3 V a l u e < / F i e l d 3 V a l u e > + 
+             < U s e r N a m e   E l e m e n t T y p e = " C o l u m n "   E l e m e n t I d = " 1 4 0 2 3 4 2 7 7 9 "   D a t a T y p e = " T e x t " > U s e r N a m e < / U s e r N a m e >   
          < / N o t i f i c a t i o n _ E n t r y >   
